--- a/checklist/pages/delivery-and-payment/delivery-and-payment.pl.docx
+++ b/checklist/pages/delivery-and-payment/delivery-and-payment.pl.docx
@@ -21,7 +21,7 @@
     </w:p>
     <w:p>
       <w:r>
-        <w:t>Sklep internetowy La Petite Bloom · LPB Sp. z o.o.</w:t>
+        <w:t>Sklep internetowy La Petite Bloom · LPB Sp. z o.o. · obowiązuje od dnia 01.09.2026 · wersja 1.0</w:t>
       </w:r>
     </w:p>
     <w:p>
@@ -45,7 +45,7 @@
         <w:pStyle w:val="ListBullet"/>
       </w:pPr>
       <w:r>
-        <w:t>Kurier InPost / DPD — 17 zł; za pobraniem +20–23 zł</w:t>
+        <w:t>Kurier InPost / DPD — 17 zł; za pobraniem +23 zł</w:t>
       </w:r>
     </w:p>
     <w:p>
@@ -66,7 +66,7 @@
     </w:p>
     <w:p>
       <w:r>
-        <w:t>Dostawa jest bezpłatna dla zamówień opłaconych z góry od 500 zł (Paczkomat i kurier). Płatność za pobraniem jest zawsze dodatkowo płatna.</w:t>
+        <w:t>Dostawa jest bezpłatna dla zamówień opłaconych z góry od 500 zł, liczonych od wartości koszyka po uwzględnieniu rabatów (Paczkomat i kurier). Płatność za pobraniem jest zawsze dodatkowo płatna.</w:t>
       </w:r>
     </w:p>
     <w:p>
@@ -92,7 +92,7 @@
     </w:p>
     <w:p>
       <w:r>
-        <w:t>Wysyłamy na terenie Unii Europejskiej i poza nią. Dla Ukrainy dostępne są Nova Poshta oraz Meest. Przy dostawach poza UE ewentualne cła i podatki obciążają odbiorcę przesyłki.</w:t>
+        <w:t>Wysyłamy na terenie Unii Europejskiej i poza nią. Przy dostawach poza UE ewentualne cła i podatki obciążają odbiorcę przesyłki.</w:t>
       </w:r>
     </w:p>
     <w:p>
